--- a/ДЗ5/ДЗ5_отчёт.docx
+++ b/ДЗ5/ДЗ5_отчёт.docx
@@ -3425,8 +3425,64 @@
       <w:r>
         <w:drawing>
           <wp:inline xmlns:a="http://schemas.openxmlformats.org/drawingml/2006/main" xmlns:pic="http://schemas.openxmlformats.org/drawingml/2006/picture">
+            <wp:extent cx="5940000" cy="3436675"/>
+            <wp:docPr id="6" name="Picture 6"/>
+            <wp:cNvGraphicFramePr>
+              <a:graphicFrameLocks noChangeAspect="1"/>
+            </wp:cNvGraphicFramePr>
+            <a:graphic>
+              <a:graphicData uri="http://schemas.openxmlformats.org/drawingml/2006/picture">
+                <pic:pic>
+                  <pic:nvPicPr>
+                    <pic:cNvPr id="0" name="11_e2e_34.png"/>
+                    <pic:cNvPicPr/>
+                  </pic:nvPicPr>
+                  <pic:blipFill>
+                    <a:blip r:embed="rId16"/>
+                    <a:stretch>
+                      <a:fillRect/>
+                    </a:stretch>
+                  </pic:blipFill>
+                  <pic:spPr>
+                    <a:xfrm>
+                      <a:off x="0" y="0"/>
+                      <a:ext cx="5940000" cy="3436675"/>
+                    </a:xfrm>
+                    <a:prstGeom prst="rect"/>
+                  </pic:spPr>
+                </pic:pic>
+              </a:graphicData>
+            </a:graphic>
+          </wp:inline>
+        </w:drawing>
+      </w:r>
+    </w:p>
+    <w:p>
+      <w:pPr>
+        <w:spacing w:after="200"/>
+        <w:jc w:val="center"/>
+      </w:pPr>
+      <w:r>
+        <w:rPr>
+          <w:i/>
+          <w:iCs/>
+          <w:sz w:val="24"/>
+          <w:szCs w:val="24"/>
+        </w:rPr>
+        <w:t xml:space="preserve">Рисунок 6 — Проверка API с ПК после миграции 5: 34 / 34</w:t>
+      </w:r>
+    </w:p>
+    <w:p>
+      <w:pPr>
+        <w:keepNext/>
+        <w:spacing w:after="60" w:before="120"/>
+        <w:jc w:val="center"/>
+      </w:pPr>
+      <w:r>
+        <w:drawing>
+          <wp:inline xmlns:a="http://schemas.openxmlformats.org/drawingml/2006/main" xmlns:pic="http://schemas.openxmlformats.org/drawingml/2006/picture">
             <wp:extent cx="5940000" cy="2121429"/>
-            <wp:docPr id="6" name="Picture 6"/>
+            <wp:docPr id="7" name="Picture 7"/>
             <wp:cNvGraphicFramePr>
               <a:graphicFrameLocks noChangeAspect="1"/>
             </wp:cNvGraphicFramePr>
@@ -3438,7 +3494,7 @@
                     <pic:cNvPicPr/>
                   </pic:nvPicPr>
                   <pic:blipFill>
-                    <a:blip r:embed="rId16"/>
+                    <a:blip r:embed="rId17"/>
                     <a:stretch>
                       <a:fillRect/>
                     </a:stretch>
@@ -3469,7 +3525,7 @@
           <w:sz w:val="24"/>
           <w:szCs w:val="24"/>
         </w:rPr>
-        <w:t xml:space="preserve">Рисунок 6 — Таблицы в Supabase Table Editor</w:t>
+        <w:t xml:space="preserve">Рисунок 7 — Таблицы в Supabase Table Editor</w:t>
       </w:r>
     </w:p>
     <w:p>
@@ -3482,7 +3538,7 @@
         <w:drawing>
           <wp:inline xmlns:a="http://schemas.openxmlformats.org/drawingml/2006/main" xmlns:pic="http://schemas.openxmlformats.org/drawingml/2006/picture">
             <wp:extent cx="5940000" cy="2722500"/>
-            <wp:docPr id="7" name="Picture 7"/>
+            <wp:docPr id="8" name="Picture 8"/>
             <wp:cNvGraphicFramePr>
               <a:graphicFrameLocks noChangeAspect="1"/>
             </wp:cNvGraphicFramePr>
@@ -3494,7 +3550,7 @@
                     <pic:cNvPicPr/>
                   </pic:nvPicPr>
                   <pic:blipFill>
-                    <a:blip r:embed="rId17"/>
+                    <a:blip r:embed="rId18"/>
                     <a:stretch>
                       <a:fillRect/>
                     </a:stretch>
@@ -3525,7 +3581,7 @@
           <w:sz w:val="24"/>
           <w:szCs w:val="24"/>
         </w:rPr>
-        <w:t xml:space="preserve">Рисунок 7 — Пользователи в Supabase Auth: демо-аккаунты и пользователи e2e-прогонов</w:t>
+        <w:t xml:space="preserve">Рисунок 8 — Пользователи в Supabase Auth: демо-аккаунты и пользователи e2e-прогонов</w:t>
       </w:r>
     </w:p>
     <w:p>
@@ -3567,7 +3623,7 @@
         <w:drawing>
           <wp:inline xmlns:a="http://schemas.openxmlformats.org/drawingml/2006/main" xmlns:pic="http://schemas.openxmlformats.org/drawingml/2006/picture">
             <wp:extent cx="5940000" cy="3436675"/>
-            <wp:docPr id="8" name="Picture 8"/>
+            <wp:docPr id="9" name="Picture 9"/>
             <wp:cNvGraphicFramePr>
               <a:graphicFrameLocks noChangeAspect="1"/>
             </wp:cNvGraphicFramePr>
@@ -3579,7 +3635,7 @@
                     <pic:cNvPicPr/>
                   </pic:nvPicPr>
                   <pic:blipFill>
-                    <a:blip r:embed="rId18"/>
+                    <a:blip r:embed="rId19"/>
                     <a:stretch>
                       <a:fillRect/>
                     </a:stretch>
@@ -3610,7 +3666,7 @@
           <w:sz w:val="24"/>
           <w:szCs w:val="24"/>
         </w:rPr>
-        <w:t xml:space="preserve">Рисунок 8 — Запуск AI-ревью схемы на ПК: оценка 7 / 10</w:t>
+        <w:t xml:space="preserve">Рисунок 9 — Запуск AI-ревью схемы на ПК: оценка 7 / 10</w:t>
       </w:r>
     </w:p>
     <w:p>
@@ -4150,25 +4206,6 @@
     </w:p>
     <w:p>
       <w:pPr>
-        <w:pStyle w:val="Heading2"/>
-        <w:keepNext/>
-      </w:pPr>
-      <w:r>
-        <w:t xml:space="preserve">3.7. Анализ логов с помощью AI (Шаги 7–8)</w:t>
-      </w:r>
-    </w:p>
-    <w:p>
-      <w:pPr>
-        <w:spacing w:after="120" w:line="300"/>
-        <w:ind w:firstLine="709"/>
-        <w:jc w:val="both"/>
-      </w:pPr>
-      <w:r>
-        <w:t xml:space="preserve">Логи собраны из трёх источников: API Gateway и Postgres в панели Supabase и JSON-журнал клиента. Агент разобрал их по RTCF-промпту с заданием отличать ошибки от сработавшей защиты.</w:t>
-      </w:r>
-    </w:p>
-    <w:p>
-      <w:pPr>
         <w:keepNext/>
         <w:spacing w:after="60" w:before="120"/>
         <w:jc w:val="center"/>
@@ -4176,63 +4213,7 @@
       <w:r>
         <w:drawing>
           <wp:inline xmlns:a="http://schemas.openxmlformats.org/drawingml/2006/main" xmlns:pic="http://schemas.openxmlformats.org/drawingml/2006/picture">
-            <wp:extent cx="5940000" cy="2722500"/>
-            <wp:docPr id="9" name="Picture 9"/>
-            <wp:cNvGraphicFramePr>
-              <a:graphicFrameLocks noChangeAspect="1"/>
-            </wp:cNvGraphicFramePr>
-            <a:graphic>
-              <a:graphicData uri="http://schemas.openxmlformats.org/drawingml/2006/picture">
-                <pic:pic>
-                  <pic:nvPicPr>
-                    <pic:cNvPr id="0" name="06_api_logs.png"/>
-                    <pic:cNvPicPr/>
-                  </pic:nvPicPr>
-                  <pic:blipFill>
-                    <a:blip r:embed="rId19"/>
-                    <a:stretch>
-                      <a:fillRect/>
-                    </a:stretch>
-                  </pic:blipFill>
-                  <pic:spPr>
-                    <a:xfrm>
-                      <a:off x="0" y="0"/>
-                      <a:ext cx="5940000" cy="2722500"/>
-                    </a:xfrm>
-                    <a:prstGeom prst="rect"/>
-                  </pic:spPr>
-                </pic:pic>
-              </a:graphicData>
-            </a:graphic>
-          </wp:inline>
-        </w:drawing>
-      </w:r>
-    </w:p>
-    <w:p>
-      <w:pPr>
-        <w:spacing w:after="200"/>
-        <w:jc w:val="center"/>
-      </w:pPr>
-      <w:r>
-        <w:rPr>
-          <w:i/>
-          <w:iCs/>
-          <w:sz w:val="24"/>
-          <w:szCs w:val="24"/>
-        </w:rPr>
-        <w:t xml:space="preserve">Рисунок 9 — Supabase → Logs → API Gateway</w:t>
-      </w:r>
-    </w:p>
-    <w:p>
-      <w:pPr>
-        <w:keepNext/>
-        <w:spacing w:after="60" w:before="120"/>
-        <w:jc w:val="center"/>
-      </w:pPr>
-      <w:r>
-        <w:drawing>
-          <wp:inline xmlns:a="http://schemas.openxmlformats.org/drawingml/2006/main" xmlns:pic="http://schemas.openxmlformats.org/drawingml/2006/picture">
-            <wp:extent cx="5940000" cy="2722500"/>
+            <wp:extent cx="5940000" cy="4960081"/>
             <wp:docPr id="10" name="Picture 10"/>
             <wp:cNvGraphicFramePr>
               <a:graphicFrameLocks noChangeAspect="1"/>
@@ -4241,7 +4222,7 @@
               <a:graphicData uri="http://schemas.openxmlformats.org/drawingml/2006/picture">
                 <pic:pic>
                   <pic:nvPicPr>
-                    <pic:cNvPr id="0" name="07_postgres_logs.png"/>
+                    <pic:cNvPr id="0" name="12_security_advisor_after.png"/>
                     <pic:cNvPicPr/>
                   </pic:nvPicPr>
                   <pic:blipFill>
@@ -4253,7 +4234,7 @@
                   <pic:spPr>
                     <a:xfrm>
                       <a:off x="0" y="0"/>
-                      <a:ext cx="5940000" cy="2722500"/>
+                      <a:ext cx="5940000" cy="4960081"/>
                     </a:xfrm>
                     <a:prstGeom prst="rect"/>
                   </pic:spPr>
@@ -4276,501 +4257,27 @@
           <w:sz w:val="24"/>
           <w:szCs w:val="24"/>
         </w:rPr>
-        <w:t xml:space="preserve">Рисунок 10 — Supabase → Logs → Postgres: ошибки из негативных проверок с текстами для пользователя</w:t>
-      </w:r>
-    </w:p>
-    <w:p>
-      <w:pPr>
+        <w:t xml:space="preserve">Рисунок 10 — Security Advisor после миграции 5: 9 предупреждений вместо 12, служебные функции больше не видны</w:t>
+      </w:r>
+    </w:p>
+    <w:p>
+      <w:pPr>
+        <w:pStyle w:val="Heading2"/>
         <w:keepNext/>
-        <w:spacing w:after="60" w:before="120"/>
-        <w:jc w:val="left"/>
-      </w:pPr>
-      <w:r>
-        <w:rPr>
-          <w:i/>
-          <w:iCs/>
-          <w:sz w:val="24"/>
-          <w:szCs w:val="24"/>
-        </w:rPr>
-        <w:t xml:space="preserve">Таблица 7 — Результат анализа</w:t>
-      </w:r>
-    </w:p>
-    <w:tbl>
-      <w:tblPr>
-        <w:tblW w:type="dxa" w:w="9354"/>
-        <w:tblLayout w:type="fixed"/>
-      </w:tblPr>
-      <w:tblGrid>
-        <w:gridCol w:w="4400"/>
-        <w:gridCol w:w="4954"/>
-      </w:tblGrid>
-      <w:tr>
-        <w:trPr>
-          <w:cantSplit/>
-          <w:tblHeader/>
-        </w:trPr>
-        <w:tc>
-          <w:tcPr>
-            <w:tcW w:type="dxa" w:w="4400"/>
-            <w:tcBorders>
-              <w:top w:val="single" w:color="9AA3B2" w:sz="4"/>
-              <w:left w:val="single" w:color="9AA3B2" w:sz="4"/>
-              <w:bottom w:val="single" w:color="9AA3B2" w:sz="4"/>
-              <w:right w:val="single" w:color="9AA3B2" w:sz="4"/>
-            </w:tcBorders>
-            <w:shd w:fill="DCE6F2" w:color="auto" w:val="clear"/>
-            <w:tcMar>
-              <w:top w:type="dxa" w:w="50"/>
-              <w:left w:type="dxa" w:w="90"/>
-              <w:bottom w:type="dxa" w:w="50"/>
-              <w:right w:type="dxa" w:w="90"/>
-            </w:tcMar>
-          </w:tcPr>
-          <w:p>
-            <w:pPr>
-              <w:spacing w:after="0" w:line="252"/>
-              <w:jc w:val="left"/>
-            </w:pPr>
-            <w:r>
-              <w:rPr>
-                <w:b/>
-                <w:bCs/>
-                <w:sz w:val="22"/>
-                <w:szCs w:val="22"/>
-              </w:rPr>
-              <w:t xml:space="preserve">Что в логах</w:t>
-            </w:r>
-          </w:p>
-        </w:tc>
-        <w:tc>
-          <w:tcPr>
-            <w:tcW w:type="dxa" w:w="4954"/>
-            <w:tcBorders>
-              <w:top w:val="single" w:color="9AA3B2" w:sz="4"/>
-              <w:left w:val="single" w:color="9AA3B2" w:sz="4"/>
-              <w:bottom w:val="single" w:color="9AA3B2" w:sz="4"/>
-              <w:right w:val="single" w:color="9AA3B2" w:sz="4"/>
-            </w:tcBorders>
-            <w:shd w:fill="DCE6F2" w:color="auto" w:val="clear"/>
-            <w:tcMar>
-              <w:top w:type="dxa" w:w="50"/>
-              <w:left w:type="dxa" w:w="90"/>
-              <w:bottom w:type="dxa" w:w="50"/>
-              <w:right w:type="dxa" w:w="90"/>
-            </w:tcMar>
-          </w:tcPr>
-          <w:p>
-            <w:pPr>
-              <w:spacing w:after="0" w:line="252"/>
-              <w:jc w:val="left"/>
-            </w:pPr>
-            <w:r>
-              <w:rPr>
-                <w:b/>
-                <w:bCs/>
-                <w:sz w:val="22"/>
-                <w:szCs w:val="22"/>
-              </w:rPr>
-              <w:t xml:space="preserve">Вывод</w:t>
-            </w:r>
-          </w:p>
-        </w:tc>
-      </w:tr>
-      <w:tr>
-        <w:trPr>
-          <w:cantSplit/>
-        </w:trPr>
-        <w:tc>
-          <w:tcPr>
-            <w:tcW w:type="dxa" w:w="4400"/>
-            <w:tcBorders>
-              <w:top w:val="single" w:color="9AA3B2" w:sz="4"/>
-              <w:left w:val="single" w:color="9AA3B2" w:sz="4"/>
-              <w:bottom w:val="single" w:color="9AA3B2" w:sz="4"/>
-              <w:right w:val="single" w:color="9AA3B2" w:sz="4"/>
-            </w:tcBorders>
-            <w:tcMar>
-              <w:top w:type="dxa" w:w="50"/>
-              <w:left w:type="dxa" w:w="90"/>
-              <w:bottom w:type="dxa" w:w="50"/>
-              <w:right w:type="dxa" w:w="90"/>
-            </w:tcMar>
-          </w:tcPr>
-          <w:p>
-            <w:pPr>
-              <w:spacing w:after="0" w:line="252"/>
-              <w:jc w:val="left"/>
-            </w:pPr>
-            <w:r>
-              <w:rPr>
-                <w:sz w:val="22"/>
-                <w:szCs w:val="22"/>
-              </w:rPr>
-              <w:t xml:space="preserve">13 ответов 4xx за прогон e2e, 0 ответов 5xx</w:t>
-            </w:r>
-          </w:p>
-        </w:tc>
-        <w:tc>
-          <w:tcPr>
-            <w:tcW w:type="dxa" w:w="4954"/>
-            <w:tcBorders>
-              <w:top w:val="single" w:color="9AA3B2" w:sz="4"/>
-              <w:left w:val="single" w:color="9AA3B2" w:sz="4"/>
-              <w:bottom w:val="single" w:color="9AA3B2" w:sz="4"/>
-              <w:right w:val="single" w:color="9AA3B2" w:sz="4"/>
-            </w:tcBorders>
-            <w:tcMar>
-              <w:top w:type="dxa" w:w="50"/>
-              <w:left w:type="dxa" w:w="90"/>
-              <w:bottom w:type="dxa" w:w="50"/>
-              <w:right w:type="dxa" w:w="90"/>
-            </w:tcMar>
-          </w:tcPr>
-          <w:p>
-            <w:pPr>
-              <w:spacing w:after="0" w:line="252"/>
-              <w:jc w:val="left"/>
-            </w:pPr>
-            <w:r>
-              <w:rPr>
-                <w:sz w:val="22"/>
-                <w:szCs w:val="22"/>
-              </w:rPr>
-              <w:t xml:space="preserve">все ожидаемы: негативные проверки прав, CHECK, RPC и входа</w:t>
-            </w:r>
-          </w:p>
-        </w:tc>
-      </w:tr>
-      <w:tr>
-        <w:trPr>
-          <w:cantSplit/>
-        </w:trPr>
-        <w:tc>
-          <w:tcPr>
-            <w:tcW w:type="dxa" w:w="4400"/>
-            <w:tcBorders>
-              <w:top w:val="single" w:color="9AA3B2" w:sz="4"/>
-              <w:left w:val="single" w:color="9AA3B2" w:sz="4"/>
-              <w:bottom w:val="single" w:color="9AA3B2" w:sz="4"/>
-              <w:right w:val="single" w:color="9AA3B2" w:sz="4"/>
-            </w:tcBorders>
-            <w:tcMar>
-              <w:top w:type="dxa" w:w="50"/>
-              <w:left w:type="dxa" w:w="90"/>
-              <w:bottom w:type="dxa" w:w="50"/>
-              <w:right w:type="dxa" w:w="90"/>
-            </w:tcMar>
-          </w:tcPr>
-          <w:p>
-            <w:pPr>
-              <w:spacing w:after="0" w:line="252"/>
-              <w:jc w:val="left"/>
-            </w:pPr>
-            <w:r>
-              <w:rPr>
-                <w:sz w:val="22"/>
-                <w:szCs w:val="22"/>
-              </w:rPr>
-              <w:t xml:space="preserve">permission denied + совет PostgREST «GRANT SELECT … TO anon»</w:t>
-            </w:r>
-          </w:p>
-        </w:tc>
-        <w:tc>
-          <w:tcPr>
-            <w:tcW w:type="dxa" w:w="4954"/>
-            <w:tcBorders>
-              <w:top w:val="single" w:color="9AA3B2" w:sz="4"/>
-              <w:left w:val="single" w:color="9AA3B2" w:sz="4"/>
-              <w:bottom w:val="single" w:color="9AA3B2" w:sz="4"/>
-              <w:right w:val="single" w:color="9AA3B2" w:sz="4"/>
-            </w:tcBorders>
-            <w:tcMar>
-              <w:top w:type="dxa" w:w="50"/>
-              <w:left w:type="dxa" w:w="90"/>
-              <w:bottom w:type="dxa" w:w="50"/>
-              <w:right w:type="dxa" w:w="90"/>
-            </w:tcMar>
-          </w:tcPr>
-          <w:p>
-            <w:pPr>
-              <w:spacing w:after="0" w:line="252"/>
-              <w:jc w:val="left"/>
-            </w:pPr>
-            <w:r>
-              <w:rPr>
-                <w:sz w:val="22"/>
-                <w:szCs w:val="22"/>
-              </w:rPr>
-              <w:t xml:space="preserve">совет выполнять нельзя: это открыло бы данные гостям</w:t>
-            </w:r>
-          </w:p>
-        </w:tc>
-      </w:tr>
-      <w:tr>
-        <w:trPr>
-          <w:cantSplit/>
-        </w:trPr>
-        <w:tc>
-          <w:tcPr>
-            <w:tcW w:type="dxa" w:w="4400"/>
-            <w:tcBorders>
-              <w:top w:val="single" w:color="9AA3B2" w:sz="4"/>
-              <w:left w:val="single" w:color="9AA3B2" w:sz="4"/>
-              <w:bottom w:val="single" w:color="9AA3B2" w:sz="4"/>
-              <w:right w:val="single" w:color="9AA3B2" w:sz="4"/>
-            </w:tcBorders>
-            <w:tcMar>
-              <w:top w:type="dxa" w:w="50"/>
-              <w:left w:type="dxa" w:w="90"/>
-              <w:bottom w:type="dxa" w:w="50"/>
-              <w:right w:type="dxa" w:w="90"/>
-            </w:tcMar>
-          </w:tcPr>
-          <w:p>
-            <w:pPr>
-              <w:spacing w:after="0" w:line="252"/>
-              <w:jc w:val="left"/>
-            </w:pPr>
-            <w:r>
-              <w:rPr>
-                <w:sz w:val="22"/>
-                <w:szCs w:val="22"/>
-              </w:rPr>
-              <w:t xml:space="preserve">36 строк FATAL password authentication failed for user "postgres" в первые минуты проекта</w:t>
-            </w:r>
-          </w:p>
-        </w:tc>
-        <w:tc>
-          <w:tcPr>
-            <w:tcW w:type="dxa" w:w="4954"/>
-            <w:tcBorders>
-              <w:top w:val="single" w:color="9AA3B2" w:sz="4"/>
-              <w:left w:val="single" w:color="9AA3B2" w:sz="4"/>
-              <w:bottom w:val="single" w:color="9AA3B2" w:sz="4"/>
-              <w:right w:val="single" w:color="9AA3B2" w:sz="4"/>
-            </w:tcBorders>
-            <w:tcMar>
-              <w:top w:type="dxa" w:w="50"/>
-              <w:left w:type="dxa" w:w="90"/>
-              <w:bottom w:type="dxa" w:w="50"/>
-              <w:right w:type="dxa" w:w="90"/>
-            </w:tcMar>
-          </w:tcPr>
-          <w:p>
-            <w:pPr>
-              <w:spacing w:after="0" w:line="252"/>
-              <w:jc w:val="left"/>
-            </w:pPr>
-            <w:r>
-              <w:rPr>
-                <w:sz w:val="22"/>
-                <w:szCs w:val="22"/>
-              </w:rPr>
-              <w:t xml:space="preserve">подбор пароля ботами; защищает длинный случайный пароль; нужен алерт (ДЗ6)</w:t>
-            </w:r>
-          </w:p>
-        </w:tc>
-      </w:tr>
-      <w:tr>
-        <w:trPr>
-          <w:cantSplit/>
-        </w:trPr>
-        <w:tc>
-          <w:tcPr>
-            <w:tcW w:type="dxa" w:w="4400"/>
-            <w:tcBorders>
-              <w:top w:val="single" w:color="9AA3B2" w:sz="4"/>
-              <w:left w:val="single" w:color="9AA3B2" w:sz="4"/>
-              <w:bottom w:val="single" w:color="9AA3B2" w:sz="4"/>
-              <w:right w:val="single" w:color="9AA3B2" w:sz="4"/>
-            </w:tcBorders>
-            <w:tcMar>
-              <w:top w:type="dxa" w:w="50"/>
-              <w:left w:type="dxa" w:w="90"/>
-              <w:bottom w:type="dxa" w:w="50"/>
-              <w:right w:type="dxa" w:w="90"/>
-            </w:tcMar>
-          </w:tcPr>
-          <w:p>
-            <w:pPr>
-              <w:spacing w:after="0" w:line="252"/>
-              <w:jc w:val="left"/>
-            </w:pPr>
-            <w:r>
-              <w:rPr>
-                <w:sz w:val="22"/>
-                <w:szCs w:val="22"/>
-              </w:rPr>
-              <w:t xml:space="preserve">relation already exists</w:t>
-            </w:r>
-          </w:p>
-        </w:tc>
-        <w:tc>
-          <w:tcPr>
-            <w:tcW w:type="dxa" w:w="4954"/>
-            <w:tcBorders>
-              <w:top w:val="single" w:color="9AA3B2" w:sz="4"/>
-              <w:left w:val="single" w:color="9AA3B2" w:sz="4"/>
-              <w:bottom w:val="single" w:color="9AA3B2" w:sz="4"/>
-              <w:right w:val="single" w:color="9AA3B2" w:sz="4"/>
-            </w:tcBorders>
-            <w:tcMar>
-              <w:top w:type="dxa" w:w="50"/>
-              <w:left w:type="dxa" w:w="90"/>
-              <w:bottom w:type="dxa" w:w="50"/>
-              <w:right w:type="dxa" w:w="90"/>
-            </w:tcMar>
-          </w:tcPr>
-          <w:p>
-            <w:pPr>
-              <w:spacing w:after="0" w:line="252"/>
-              <w:jc w:val="left"/>
-            </w:pPr>
-            <w:r>
-              <w:rPr>
-                <w:sz w:val="22"/>
-                <w:szCs w:val="22"/>
-              </w:rPr>
-              <w:t xml:space="preserve">повторный запуск deploy.sql; в файл добавлено предупреждение</w:t>
-            </w:r>
-          </w:p>
-        </w:tc>
-      </w:tr>
-      <w:tr>
-        <w:trPr>
-          <w:cantSplit/>
-        </w:trPr>
-        <w:tc>
-          <w:tcPr>
-            <w:tcW w:type="dxa" w:w="4400"/>
-            <w:tcBorders>
-              <w:top w:val="single" w:color="9AA3B2" w:sz="4"/>
-              <w:left w:val="single" w:color="9AA3B2" w:sz="4"/>
-              <w:bottom w:val="single" w:color="9AA3B2" w:sz="4"/>
-              <w:right w:val="single" w:color="9AA3B2" w:sz="4"/>
-            </w:tcBorders>
-            <w:tcMar>
-              <w:top w:type="dxa" w:w="50"/>
-              <w:left w:type="dxa" w:w="90"/>
-              <w:bottom w:type="dxa" w:w="50"/>
-              <w:right w:type="dxa" w:w="90"/>
-            </w:tcMar>
-          </w:tcPr>
-          <w:p>
-            <w:pPr>
-              <w:spacing w:after="0" w:line="252"/>
-              <w:jc w:val="left"/>
-            </w:pPr>
-            <w:r>
-              <w:rPr>
-                <w:sz w:val="22"/>
-                <w:szCs w:val="22"/>
-              </w:rPr>
-              <w:t xml:space="preserve">каждый запрос клиента в журнале дважды</w:t>
-            </w:r>
-          </w:p>
-        </w:tc>
-        <w:tc>
-          <w:tcPr>
-            <w:tcW w:type="dxa" w:w="4954"/>
-            <w:tcBorders>
-              <w:top w:val="single" w:color="9AA3B2" w:sz="4"/>
-              <w:left w:val="single" w:color="9AA3B2" w:sz="4"/>
-              <w:bottom w:val="single" w:color="9AA3B2" w:sz="4"/>
-              <w:right w:val="single" w:color="9AA3B2" w:sz="4"/>
-            </w:tcBorders>
-            <w:tcMar>
-              <w:top w:type="dxa" w:w="50"/>
-              <w:left w:type="dxa" w:w="90"/>
-              <w:bottom w:type="dxa" w:w="50"/>
-              <w:right w:type="dxa" w:w="90"/>
-            </w:tcMar>
-          </w:tcPr>
-          <w:p>
-            <w:pPr>
-              <w:spacing w:after="0" w:line="252"/>
-              <w:jc w:val="left"/>
-            </w:pPr>
-            <w:r>
-              <w:rPr>
-                <w:sz w:val="22"/>
-                <w:szCs w:val="22"/>
-              </w:rPr>
-              <w:t xml:space="preserve">React.StrictMode в режиме разработки; в production — один</w:t>
-            </w:r>
-          </w:p>
-        </w:tc>
-      </w:tr>
-      <w:tr>
-        <w:trPr>
-          <w:cantSplit/>
-        </w:trPr>
-        <w:tc>
-          <w:tcPr>
-            <w:tcW w:type="dxa" w:w="4400"/>
-            <w:tcBorders>
-              <w:top w:val="single" w:color="9AA3B2" w:sz="4"/>
-              <w:left w:val="single" w:color="9AA3B2" w:sz="4"/>
-              <w:bottom w:val="single" w:color="9AA3B2" w:sz="4"/>
-              <w:right w:val="single" w:color="9AA3B2" w:sz="4"/>
-            </w:tcBorders>
-            <w:tcMar>
-              <w:top w:type="dxa" w:w="50"/>
-              <w:left w:type="dxa" w:w="90"/>
-              <w:bottom w:type="dxa" w:w="50"/>
-              <w:right w:type="dxa" w:w="90"/>
-            </w:tcMar>
-          </w:tcPr>
-          <w:p>
-            <w:pPr>
-              <w:spacing w:after="0" w:line="252"/>
-              <w:jc w:val="left"/>
-            </w:pPr>
-            <w:r>
-              <w:rPr>
-                <w:sz w:val="22"/>
-                <w:szCs w:val="22"/>
-              </w:rPr>
-              <w:t xml:space="preserve">Security Advisor: 12 предупреждений</w:t>
-            </w:r>
-          </w:p>
-        </w:tc>
-        <w:tc>
-          <w:tcPr>
-            <w:tcW w:type="dxa" w:w="4954"/>
-            <w:tcBorders>
-              <w:top w:val="single" w:color="9AA3B2" w:sz="4"/>
-              <w:left w:val="single" w:color="9AA3B2" w:sz="4"/>
-              <w:bottom w:val="single" w:color="9AA3B2" w:sz="4"/>
-              <w:right w:val="single" w:color="9AA3B2" w:sz="4"/>
-            </w:tcBorders>
-            <w:tcMar>
-              <w:top w:type="dxa" w:w="50"/>
-              <w:left w:type="dxa" w:w="90"/>
-              <w:bottom w:type="dxa" w:w="50"/>
-              <w:right w:type="dxa" w:w="90"/>
-            </w:tcMar>
-          </w:tcPr>
-          <w:p>
-            <w:pPr>
-              <w:spacing w:after="0" w:line="252"/>
-              <w:jc w:val="left"/>
-            </w:pPr>
-            <w:r>
-              <w:rPr>
-                <w:sz w:val="22"/>
-                <w:szCs w:val="22"/>
-              </w:rPr>
-              <w:t xml:space="preserve">4 про служебные функции — исправлены; остальные — RPC, которые должен вызывать клиент</w:t>
-            </w:r>
-          </w:p>
-        </w:tc>
-      </w:tr>
-    </w:tbl>
-    <w:p>
-      <w:pPr>
-        <w:spacing w:after="160"/>
-      </w:pPr>
+      </w:pPr>
+      <w:r>
+        <w:t xml:space="preserve">3.7. Анализ логов с помощью AI (Шаги 7–8)</w:t>
+      </w:r>
+    </w:p>
+    <w:p>
+      <w:pPr>
+        <w:spacing w:after="120" w:line="300"/>
+        <w:ind w:firstLine="709"/>
+        <w:jc w:val="both"/>
+      </w:pPr>
+      <w:r>
+        <w:t xml:space="preserve">Логи собраны из трёх источников: API Gateway и Postgres в панели Supabase и JSON-журнал клиента. Агент разобрал их по RTCF-промпту с заданием отличать ошибки от сработавшей защиты.</w:t>
+      </w:r>
     </w:p>
     <w:p>
       <w:pPr>
@@ -4790,7 +4297,7 @@
               <a:graphicData uri="http://schemas.openxmlformats.org/drawingml/2006/picture">
                 <pic:pic>
                   <pic:nvPicPr>
-                    <pic:cNvPr id="0" name="08_security_advisor.png"/>
+                    <pic:cNvPr id="0" name="06_api_logs.png"/>
                     <pic:cNvPicPr/>
                   </pic:nvPicPr>
                   <pic:blipFill>
@@ -4825,7 +4332,612 @@
           <w:sz w:val="24"/>
           <w:szCs w:val="24"/>
         </w:rPr>
-        <w:t xml:space="preserve">Рисунок 11 — Security Advisor до миграции 5: 12 предупреждений</w:t>
+        <w:t xml:space="preserve">Рисунок 11 — Supabase → Logs → API Gateway</w:t>
+      </w:r>
+    </w:p>
+    <w:p>
+      <w:pPr>
+        <w:keepNext/>
+        <w:spacing w:after="60" w:before="120"/>
+        <w:jc w:val="center"/>
+      </w:pPr>
+      <w:r>
+        <w:drawing>
+          <wp:inline xmlns:a="http://schemas.openxmlformats.org/drawingml/2006/main" xmlns:pic="http://schemas.openxmlformats.org/drawingml/2006/picture">
+            <wp:extent cx="5940000" cy="2722500"/>
+            <wp:docPr id="12" name="Picture 12"/>
+            <wp:cNvGraphicFramePr>
+              <a:graphicFrameLocks noChangeAspect="1"/>
+            </wp:cNvGraphicFramePr>
+            <a:graphic>
+              <a:graphicData uri="http://schemas.openxmlformats.org/drawingml/2006/picture">
+                <pic:pic>
+                  <pic:nvPicPr>
+                    <pic:cNvPr id="0" name="07_postgres_logs.png"/>
+                    <pic:cNvPicPr/>
+                  </pic:nvPicPr>
+                  <pic:blipFill>
+                    <a:blip r:embed="rId22"/>
+                    <a:stretch>
+                      <a:fillRect/>
+                    </a:stretch>
+                  </pic:blipFill>
+                  <pic:spPr>
+                    <a:xfrm>
+                      <a:off x="0" y="0"/>
+                      <a:ext cx="5940000" cy="2722500"/>
+                    </a:xfrm>
+                    <a:prstGeom prst="rect"/>
+                  </pic:spPr>
+                </pic:pic>
+              </a:graphicData>
+            </a:graphic>
+          </wp:inline>
+        </w:drawing>
+      </w:r>
+    </w:p>
+    <w:p>
+      <w:pPr>
+        <w:spacing w:after="200"/>
+        <w:jc w:val="center"/>
+      </w:pPr>
+      <w:r>
+        <w:rPr>
+          <w:i/>
+          <w:iCs/>
+          <w:sz w:val="24"/>
+          <w:szCs w:val="24"/>
+        </w:rPr>
+        <w:t xml:space="preserve">Рисунок 12 — Supabase → Logs → Postgres: ошибки из негативных проверок с текстами для пользователя</w:t>
+      </w:r>
+    </w:p>
+    <w:p>
+      <w:pPr>
+        <w:keepNext/>
+        <w:spacing w:after="60" w:before="120"/>
+        <w:jc w:val="left"/>
+      </w:pPr>
+      <w:r>
+        <w:rPr>
+          <w:i/>
+          <w:iCs/>
+          <w:sz w:val="24"/>
+          <w:szCs w:val="24"/>
+        </w:rPr>
+        <w:t xml:space="preserve">Таблица 7 — Результат анализа</w:t>
+      </w:r>
+    </w:p>
+    <w:tbl>
+      <w:tblPr>
+        <w:tblW w:type="dxa" w:w="9354"/>
+        <w:tblLayout w:type="fixed"/>
+      </w:tblPr>
+      <w:tblGrid>
+        <w:gridCol w:w="4400"/>
+        <w:gridCol w:w="4954"/>
+      </w:tblGrid>
+      <w:tr>
+        <w:trPr>
+          <w:cantSplit/>
+          <w:tblHeader/>
+        </w:trPr>
+        <w:tc>
+          <w:tcPr>
+            <w:tcW w:type="dxa" w:w="4400"/>
+            <w:tcBorders>
+              <w:top w:val="single" w:color="9AA3B2" w:sz="4"/>
+              <w:left w:val="single" w:color="9AA3B2" w:sz="4"/>
+              <w:bottom w:val="single" w:color="9AA3B2" w:sz="4"/>
+              <w:right w:val="single" w:color="9AA3B2" w:sz="4"/>
+            </w:tcBorders>
+            <w:shd w:fill="DCE6F2" w:color="auto" w:val="clear"/>
+            <w:tcMar>
+              <w:top w:type="dxa" w:w="50"/>
+              <w:left w:type="dxa" w:w="90"/>
+              <w:bottom w:type="dxa" w:w="50"/>
+              <w:right w:type="dxa" w:w="90"/>
+            </w:tcMar>
+          </w:tcPr>
+          <w:p>
+            <w:pPr>
+              <w:spacing w:after="0" w:line="252"/>
+              <w:jc w:val="left"/>
+            </w:pPr>
+            <w:r>
+              <w:rPr>
+                <w:b/>
+                <w:bCs/>
+                <w:sz w:val="22"/>
+                <w:szCs w:val="22"/>
+              </w:rPr>
+              <w:t xml:space="preserve">Что в логах</w:t>
+            </w:r>
+          </w:p>
+        </w:tc>
+        <w:tc>
+          <w:tcPr>
+            <w:tcW w:type="dxa" w:w="4954"/>
+            <w:tcBorders>
+              <w:top w:val="single" w:color="9AA3B2" w:sz="4"/>
+              <w:left w:val="single" w:color="9AA3B2" w:sz="4"/>
+              <w:bottom w:val="single" w:color="9AA3B2" w:sz="4"/>
+              <w:right w:val="single" w:color="9AA3B2" w:sz="4"/>
+            </w:tcBorders>
+            <w:shd w:fill="DCE6F2" w:color="auto" w:val="clear"/>
+            <w:tcMar>
+              <w:top w:type="dxa" w:w="50"/>
+              <w:left w:type="dxa" w:w="90"/>
+              <w:bottom w:type="dxa" w:w="50"/>
+              <w:right w:type="dxa" w:w="90"/>
+            </w:tcMar>
+          </w:tcPr>
+          <w:p>
+            <w:pPr>
+              <w:spacing w:after="0" w:line="252"/>
+              <w:jc w:val="left"/>
+            </w:pPr>
+            <w:r>
+              <w:rPr>
+                <w:b/>
+                <w:bCs/>
+                <w:sz w:val="22"/>
+                <w:szCs w:val="22"/>
+              </w:rPr>
+              <w:t xml:space="preserve">Вывод</w:t>
+            </w:r>
+          </w:p>
+        </w:tc>
+      </w:tr>
+      <w:tr>
+        <w:trPr>
+          <w:cantSplit/>
+        </w:trPr>
+        <w:tc>
+          <w:tcPr>
+            <w:tcW w:type="dxa" w:w="4400"/>
+            <w:tcBorders>
+              <w:top w:val="single" w:color="9AA3B2" w:sz="4"/>
+              <w:left w:val="single" w:color="9AA3B2" w:sz="4"/>
+              <w:bottom w:val="single" w:color="9AA3B2" w:sz="4"/>
+              <w:right w:val="single" w:color="9AA3B2" w:sz="4"/>
+            </w:tcBorders>
+            <w:tcMar>
+              <w:top w:type="dxa" w:w="50"/>
+              <w:left w:type="dxa" w:w="90"/>
+              <w:bottom w:type="dxa" w:w="50"/>
+              <w:right w:type="dxa" w:w="90"/>
+            </w:tcMar>
+          </w:tcPr>
+          <w:p>
+            <w:pPr>
+              <w:spacing w:after="0" w:line="252"/>
+              <w:jc w:val="left"/>
+            </w:pPr>
+            <w:r>
+              <w:rPr>
+                <w:sz w:val="22"/>
+                <w:szCs w:val="22"/>
+              </w:rPr>
+              <w:t xml:space="preserve">13 ответов 4xx за прогон e2e, 0 ответов 5xx</w:t>
+            </w:r>
+          </w:p>
+        </w:tc>
+        <w:tc>
+          <w:tcPr>
+            <w:tcW w:type="dxa" w:w="4954"/>
+            <w:tcBorders>
+              <w:top w:val="single" w:color="9AA3B2" w:sz="4"/>
+              <w:left w:val="single" w:color="9AA3B2" w:sz="4"/>
+              <w:bottom w:val="single" w:color="9AA3B2" w:sz="4"/>
+              <w:right w:val="single" w:color="9AA3B2" w:sz="4"/>
+            </w:tcBorders>
+            <w:tcMar>
+              <w:top w:type="dxa" w:w="50"/>
+              <w:left w:type="dxa" w:w="90"/>
+              <w:bottom w:type="dxa" w:w="50"/>
+              <w:right w:type="dxa" w:w="90"/>
+            </w:tcMar>
+          </w:tcPr>
+          <w:p>
+            <w:pPr>
+              <w:spacing w:after="0" w:line="252"/>
+              <w:jc w:val="left"/>
+            </w:pPr>
+            <w:r>
+              <w:rPr>
+                <w:sz w:val="22"/>
+                <w:szCs w:val="22"/>
+              </w:rPr>
+              <w:t xml:space="preserve">все ожидаемы: негативные проверки прав, CHECK, RPC и входа</w:t>
+            </w:r>
+          </w:p>
+        </w:tc>
+      </w:tr>
+      <w:tr>
+        <w:trPr>
+          <w:cantSplit/>
+        </w:trPr>
+        <w:tc>
+          <w:tcPr>
+            <w:tcW w:type="dxa" w:w="4400"/>
+            <w:tcBorders>
+              <w:top w:val="single" w:color="9AA3B2" w:sz="4"/>
+              <w:left w:val="single" w:color="9AA3B2" w:sz="4"/>
+              <w:bottom w:val="single" w:color="9AA3B2" w:sz="4"/>
+              <w:right w:val="single" w:color="9AA3B2" w:sz="4"/>
+            </w:tcBorders>
+            <w:tcMar>
+              <w:top w:type="dxa" w:w="50"/>
+              <w:left w:type="dxa" w:w="90"/>
+              <w:bottom w:type="dxa" w:w="50"/>
+              <w:right w:type="dxa" w:w="90"/>
+            </w:tcMar>
+          </w:tcPr>
+          <w:p>
+            <w:pPr>
+              <w:spacing w:after="0" w:line="252"/>
+              <w:jc w:val="left"/>
+            </w:pPr>
+            <w:r>
+              <w:rPr>
+                <w:sz w:val="22"/>
+                <w:szCs w:val="22"/>
+              </w:rPr>
+              <w:t xml:space="preserve">permission denied + совет PostgREST «GRANT SELECT … TO anon»</w:t>
+            </w:r>
+          </w:p>
+        </w:tc>
+        <w:tc>
+          <w:tcPr>
+            <w:tcW w:type="dxa" w:w="4954"/>
+            <w:tcBorders>
+              <w:top w:val="single" w:color="9AA3B2" w:sz="4"/>
+              <w:left w:val="single" w:color="9AA3B2" w:sz="4"/>
+              <w:bottom w:val="single" w:color="9AA3B2" w:sz="4"/>
+              <w:right w:val="single" w:color="9AA3B2" w:sz="4"/>
+            </w:tcBorders>
+            <w:tcMar>
+              <w:top w:type="dxa" w:w="50"/>
+              <w:left w:type="dxa" w:w="90"/>
+              <w:bottom w:type="dxa" w:w="50"/>
+              <w:right w:type="dxa" w:w="90"/>
+            </w:tcMar>
+          </w:tcPr>
+          <w:p>
+            <w:pPr>
+              <w:spacing w:after="0" w:line="252"/>
+              <w:jc w:val="left"/>
+            </w:pPr>
+            <w:r>
+              <w:rPr>
+                <w:sz w:val="22"/>
+                <w:szCs w:val="22"/>
+              </w:rPr>
+              <w:t xml:space="preserve">совет выполнять нельзя: это открыло бы данные гостям</w:t>
+            </w:r>
+          </w:p>
+        </w:tc>
+      </w:tr>
+      <w:tr>
+        <w:trPr>
+          <w:cantSplit/>
+        </w:trPr>
+        <w:tc>
+          <w:tcPr>
+            <w:tcW w:type="dxa" w:w="4400"/>
+            <w:tcBorders>
+              <w:top w:val="single" w:color="9AA3B2" w:sz="4"/>
+              <w:left w:val="single" w:color="9AA3B2" w:sz="4"/>
+              <w:bottom w:val="single" w:color="9AA3B2" w:sz="4"/>
+              <w:right w:val="single" w:color="9AA3B2" w:sz="4"/>
+            </w:tcBorders>
+            <w:tcMar>
+              <w:top w:type="dxa" w:w="50"/>
+              <w:left w:type="dxa" w:w="90"/>
+              <w:bottom w:type="dxa" w:w="50"/>
+              <w:right w:type="dxa" w:w="90"/>
+            </w:tcMar>
+          </w:tcPr>
+          <w:p>
+            <w:pPr>
+              <w:spacing w:after="0" w:line="252"/>
+              <w:jc w:val="left"/>
+            </w:pPr>
+            <w:r>
+              <w:rPr>
+                <w:sz w:val="22"/>
+                <w:szCs w:val="22"/>
+              </w:rPr>
+              <w:t xml:space="preserve">36 строк FATAL password authentication failed for user "postgres" в первые минуты проекта</w:t>
+            </w:r>
+          </w:p>
+        </w:tc>
+        <w:tc>
+          <w:tcPr>
+            <w:tcW w:type="dxa" w:w="4954"/>
+            <w:tcBorders>
+              <w:top w:val="single" w:color="9AA3B2" w:sz="4"/>
+              <w:left w:val="single" w:color="9AA3B2" w:sz="4"/>
+              <w:bottom w:val="single" w:color="9AA3B2" w:sz="4"/>
+              <w:right w:val="single" w:color="9AA3B2" w:sz="4"/>
+            </w:tcBorders>
+            <w:tcMar>
+              <w:top w:type="dxa" w:w="50"/>
+              <w:left w:type="dxa" w:w="90"/>
+              <w:bottom w:type="dxa" w:w="50"/>
+              <w:right w:type="dxa" w:w="90"/>
+            </w:tcMar>
+          </w:tcPr>
+          <w:p>
+            <w:pPr>
+              <w:spacing w:after="0" w:line="252"/>
+              <w:jc w:val="left"/>
+            </w:pPr>
+            <w:r>
+              <w:rPr>
+                <w:sz w:val="22"/>
+                <w:szCs w:val="22"/>
+              </w:rPr>
+              <w:t xml:space="preserve">подбор пароля ботами; защищает длинный случайный пароль; нужен алерт (ДЗ6)</w:t>
+            </w:r>
+          </w:p>
+        </w:tc>
+      </w:tr>
+      <w:tr>
+        <w:trPr>
+          <w:cantSplit/>
+        </w:trPr>
+        <w:tc>
+          <w:tcPr>
+            <w:tcW w:type="dxa" w:w="4400"/>
+            <w:tcBorders>
+              <w:top w:val="single" w:color="9AA3B2" w:sz="4"/>
+              <w:left w:val="single" w:color="9AA3B2" w:sz="4"/>
+              <w:bottom w:val="single" w:color="9AA3B2" w:sz="4"/>
+              <w:right w:val="single" w:color="9AA3B2" w:sz="4"/>
+            </w:tcBorders>
+            <w:tcMar>
+              <w:top w:type="dxa" w:w="50"/>
+              <w:left w:type="dxa" w:w="90"/>
+              <w:bottom w:type="dxa" w:w="50"/>
+              <w:right w:type="dxa" w:w="90"/>
+            </w:tcMar>
+          </w:tcPr>
+          <w:p>
+            <w:pPr>
+              <w:spacing w:after="0" w:line="252"/>
+              <w:jc w:val="left"/>
+            </w:pPr>
+            <w:r>
+              <w:rPr>
+                <w:sz w:val="22"/>
+                <w:szCs w:val="22"/>
+              </w:rPr>
+              <w:t xml:space="preserve">relation already exists</w:t>
+            </w:r>
+          </w:p>
+        </w:tc>
+        <w:tc>
+          <w:tcPr>
+            <w:tcW w:type="dxa" w:w="4954"/>
+            <w:tcBorders>
+              <w:top w:val="single" w:color="9AA3B2" w:sz="4"/>
+              <w:left w:val="single" w:color="9AA3B2" w:sz="4"/>
+              <w:bottom w:val="single" w:color="9AA3B2" w:sz="4"/>
+              <w:right w:val="single" w:color="9AA3B2" w:sz="4"/>
+            </w:tcBorders>
+            <w:tcMar>
+              <w:top w:type="dxa" w:w="50"/>
+              <w:left w:type="dxa" w:w="90"/>
+              <w:bottom w:type="dxa" w:w="50"/>
+              <w:right w:type="dxa" w:w="90"/>
+            </w:tcMar>
+          </w:tcPr>
+          <w:p>
+            <w:pPr>
+              <w:spacing w:after="0" w:line="252"/>
+              <w:jc w:val="left"/>
+            </w:pPr>
+            <w:r>
+              <w:rPr>
+                <w:sz w:val="22"/>
+                <w:szCs w:val="22"/>
+              </w:rPr>
+              <w:t xml:space="preserve">повторный запуск deploy.sql; в файл добавлено предупреждение</w:t>
+            </w:r>
+          </w:p>
+        </w:tc>
+      </w:tr>
+      <w:tr>
+        <w:trPr>
+          <w:cantSplit/>
+        </w:trPr>
+        <w:tc>
+          <w:tcPr>
+            <w:tcW w:type="dxa" w:w="4400"/>
+            <w:tcBorders>
+              <w:top w:val="single" w:color="9AA3B2" w:sz="4"/>
+              <w:left w:val="single" w:color="9AA3B2" w:sz="4"/>
+              <w:bottom w:val="single" w:color="9AA3B2" w:sz="4"/>
+              <w:right w:val="single" w:color="9AA3B2" w:sz="4"/>
+            </w:tcBorders>
+            <w:tcMar>
+              <w:top w:type="dxa" w:w="50"/>
+              <w:left w:type="dxa" w:w="90"/>
+              <w:bottom w:type="dxa" w:w="50"/>
+              <w:right w:type="dxa" w:w="90"/>
+            </w:tcMar>
+          </w:tcPr>
+          <w:p>
+            <w:pPr>
+              <w:spacing w:after="0" w:line="252"/>
+              <w:jc w:val="left"/>
+            </w:pPr>
+            <w:r>
+              <w:rPr>
+                <w:sz w:val="22"/>
+                <w:szCs w:val="22"/>
+              </w:rPr>
+              <w:t xml:space="preserve">каждый запрос клиента в журнале дважды</w:t>
+            </w:r>
+          </w:p>
+        </w:tc>
+        <w:tc>
+          <w:tcPr>
+            <w:tcW w:type="dxa" w:w="4954"/>
+            <w:tcBorders>
+              <w:top w:val="single" w:color="9AA3B2" w:sz="4"/>
+              <w:left w:val="single" w:color="9AA3B2" w:sz="4"/>
+              <w:bottom w:val="single" w:color="9AA3B2" w:sz="4"/>
+              <w:right w:val="single" w:color="9AA3B2" w:sz="4"/>
+            </w:tcBorders>
+            <w:tcMar>
+              <w:top w:type="dxa" w:w="50"/>
+              <w:left w:type="dxa" w:w="90"/>
+              <w:bottom w:type="dxa" w:w="50"/>
+              <w:right w:type="dxa" w:w="90"/>
+            </w:tcMar>
+          </w:tcPr>
+          <w:p>
+            <w:pPr>
+              <w:spacing w:after="0" w:line="252"/>
+              <w:jc w:val="left"/>
+            </w:pPr>
+            <w:r>
+              <w:rPr>
+                <w:sz w:val="22"/>
+                <w:szCs w:val="22"/>
+              </w:rPr>
+              <w:t xml:space="preserve">React.StrictMode в режиме разработки; в production — один</w:t>
+            </w:r>
+          </w:p>
+        </w:tc>
+      </w:tr>
+      <w:tr>
+        <w:trPr>
+          <w:cantSplit/>
+        </w:trPr>
+        <w:tc>
+          <w:tcPr>
+            <w:tcW w:type="dxa" w:w="4400"/>
+            <w:tcBorders>
+              <w:top w:val="single" w:color="9AA3B2" w:sz="4"/>
+              <w:left w:val="single" w:color="9AA3B2" w:sz="4"/>
+              <w:bottom w:val="single" w:color="9AA3B2" w:sz="4"/>
+              <w:right w:val="single" w:color="9AA3B2" w:sz="4"/>
+            </w:tcBorders>
+            <w:tcMar>
+              <w:top w:type="dxa" w:w="50"/>
+              <w:left w:type="dxa" w:w="90"/>
+              <w:bottom w:type="dxa" w:w="50"/>
+              <w:right w:type="dxa" w:w="90"/>
+            </w:tcMar>
+          </w:tcPr>
+          <w:p>
+            <w:pPr>
+              <w:spacing w:after="0" w:line="252"/>
+              <w:jc w:val="left"/>
+            </w:pPr>
+            <w:r>
+              <w:rPr>
+                <w:sz w:val="22"/>
+                <w:szCs w:val="22"/>
+              </w:rPr>
+              <w:t xml:space="preserve">Security Advisor: 12 предупреждений</w:t>
+            </w:r>
+          </w:p>
+        </w:tc>
+        <w:tc>
+          <w:tcPr>
+            <w:tcW w:type="dxa" w:w="4954"/>
+            <w:tcBorders>
+              <w:top w:val="single" w:color="9AA3B2" w:sz="4"/>
+              <w:left w:val="single" w:color="9AA3B2" w:sz="4"/>
+              <w:bottom w:val="single" w:color="9AA3B2" w:sz="4"/>
+              <w:right w:val="single" w:color="9AA3B2" w:sz="4"/>
+            </w:tcBorders>
+            <w:tcMar>
+              <w:top w:type="dxa" w:w="50"/>
+              <w:left w:type="dxa" w:w="90"/>
+              <w:bottom w:type="dxa" w:w="50"/>
+              <w:right w:type="dxa" w:w="90"/>
+            </w:tcMar>
+          </w:tcPr>
+          <w:p>
+            <w:pPr>
+              <w:spacing w:after="0" w:line="252"/>
+              <w:jc w:val="left"/>
+            </w:pPr>
+            <w:r>
+              <w:rPr>
+                <w:sz w:val="22"/>
+                <w:szCs w:val="22"/>
+              </w:rPr>
+              <w:t xml:space="preserve">3 про служебные функции исправлены — стало 9; остальные — RPC, которые должен вызывать клиент, и платная защита от утёкших паролей</w:t>
+            </w:r>
+          </w:p>
+        </w:tc>
+      </w:tr>
+    </w:tbl>
+    <w:p>
+      <w:pPr>
+        <w:spacing w:after="160"/>
+      </w:pPr>
+    </w:p>
+    <w:p>
+      <w:pPr>
+        <w:keepNext/>
+        <w:spacing w:after="60" w:before="120"/>
+        <w:jc w:val="center"/>
+      </w:pPr>
+      <w:r>
+        <w:drawing>
+          <wp:inline xmlns:a="http://schemas.openxmlformats.org/drawingml/2006/main" xmlns:pic="http://schemas.openxmlformats.org/drawingml/2006/picture">
+            <wp:extent cx="5940000" cy="2722500"/>
+            <wp:docPr id="13" name="Picture 13"/>
+            <wp:cNvGraphicFramePr>
+              <a:graphicFrameLocks noChangeAspect="1"/>
+            </wp:cNvGraphicFramePr>
+            <a:graphic>
+              <a:graphicData uri="http://schemas.openxmlformats.org/drawingml/2006/picture">
+                <pic:pic>
+                  <pic:nvPicPr>
+                    <pic:cNvPr id="0" name="08_security_advisor.png"/>
+                    <pic:cNvPicPr/>
+                  </pic:nvPicPr>
+                  <pic:blipFill>
+                    <a:blip r:embed="rId23"/>
+                    <a:stretch>
+                      <a:fillRect/>
+                    </a:stretch>
+                  </pic:blipFill>
+                  <pic:spPr>
+                    <a:xfrm>
+                      <a:off x="0" y="0"/>
+                      <a:ext cx="5940000" cy="2722500"/>
+                    </a:xfrm>
+                    <a:prstGeom prst="rect"/>
+                  </pic:spPr>
+                </pic:pic>
+              </a:graphicData>
+            </a:graphic>
+          </wp:inline>
+        </w:drawing>
+      </w:r>
+    </w:p>
+    <w:p>
+      <w:pPr>
+        <w:spacing w:after="200"/>
+        <w:jc w:val="center"/>
+      </w:pPr>
+      <w:r>
+        <w:rPr>
+          <w:i/>
+          <w:iCs/>
+          <w:sz w:val="24"/>
+          <w:szCs w:val="24"/>
+        </w:rPr>
+        <w:t xml:space="preserve">Рисунок 13 — Security Advisor до миграции 5: 12 предупреждений</w:t>
       </w:r>
     </w:p>
     <w:p>
@@ -4919,7 +5031,7 @@
         <w:drawing>
           <wp:inline xmlns:a="http://schemas.openxmlformats.org/drawingml/2006/main" xmlns:pic="http://schemas.openxmlformats.org/drawingml/2006/picture">
             <wp:extent cx="5940000" cy="3436675"/>
-            <wp:docPr id="12" name="Picture 12"/>
+            <wp:docPr id="14" name="Picture 14"/>
             <wp:cNvGraphicFramePr>
               <a:graphicFrameLocks noChangeAspect="1"/>
             </wp:cNvGraphicFramePr>
@@ -4931,7 +5043,7 @@
                     <pic:cNvPicPr/>
                   </pic:nvPicPr>
                   <pic:blipFill>
-                    <a:blip r:embed="rId22"/>
+                    <a:blip r:embed="rId24"/>
                     <a:stretch>
                       <a:fillRect/>
                     </a:stretch>
@@ -4962,7 +5074,63 @@
           <w:sz w:val="24"/>
           <w:szCs w:val="24"/>
         </w:rPr>
-        <w:t xml:space="preserve">Рисунок 12 — Проверка на ПК (Windows) до AI-ревью: 190 тестов и сборка</w:t>
+        <w:t xml:space="preserve">Рисунок 14 — Проверка на ПК (Windows) до AI-ревью: 190 тестов и сборка</w:t>
+      </w:r>
+    </w:p>
+    <w:p>
+      <w:pPr>
+        <w:keepNext/>
+        <w:spacing w:after="60" w:before="120"/>
+        <w:jc w:val="center"/>
+      </w:pPr>
+      <w:r>
+        <w:drawing>
+          <wp:inline xmlns:a="http://schemas.openxmlformats.org/drawingml/2006/main" xmlns:pic="http://schemas.openxmlformats.org/drawingml/2006/picture">
+            <wp:extent cx="5940000" cy="3436675"/>
+            <wp:docPr id="15" name="Picture 15"/>
+            <wp:cNvGraphicFramePr>
+              <a:graphicFrameLocks noChangeAspect="1"/>
+            </wp:cNvGraphicFramePr>
+            <a:graphic>
+              <a:graphicData uri="http://schemas.openxmlformats.org/drawingml/2006/picture">
+                <pic:pic>
+                  <pic:nvPicPr>
+                    <pic:cNvPr id="0" name="10_tests_202.png"/>
+                    <pic:cNvPicPr/>
+                  </pic:nvPicPr>
+                  <pic:blipFill>
+                    <a:blip r:embed="rId25"/>
+                    <a:stretch>
+                      <a:fillRect/>
+                    </a:stretch>
+                  </pic:blipFill>
+                  <pic:spPr>
+                    <a:xfrm>
+                      <a:off x="0" y="0"/>
+                      <a:ext cx="5940000" cy="3436675"/>
+                    </a:xfrm>
+                    <a:prstGeom prst="rect"/>
+                  </pic:spPr>
+                </pic:pic>
+              </a:graphicData>
+            </a:graphic>
+          </wp:inline>
+        </w:drawing>
+      </w:r>
+    </w:p>
+    <w:p>
+      <w:pPr>
+        <w:spacing w:after="200"/>
+        <w:jc w:val="center"/>
+      </w:pPr>
+      <w:r>
+        <w:rPr>
+          <w:i/>
+          <w:iCs/>
+          <w:sz w:val="24"/>
+          <w:szCs w:val="24"/>
+        </w:rPr>
+        <w:t xml:space="preserve">Рисунок 15 — Проверка на ПК после миграции 5: 202 теста и сборка</w:t>
       </w:r>
     </w:p>
     <w:p>

--- a/ДЗ5/ДЗ5_отчёт.docx
+++ b/ДЗ5/ДЗ5_отчёт.docx
@@ -163,7 +163,7 @@
           <w:sz w:val="28"/>
           <w:szCs w:val="28"/>
         </w:rPr>
-        <w:t xml:space="preserve"> Тутубалин</w:t>
+        <w:t xml:space="preserve"> Мокшин В. В.</w:t>
       </w:r>
     </w:p>
     <w:p>
